--- a/apps/legal-docs-blueprints/templates/inversiones_Sociedad/cesion_creditos/cestion_creditos_mujer.docx
+++ b/apps/legal-docs-blueprints/templates/inversiones_Sociedad/cesion_creditos/cestion_creditos_mujer.docx
@@ -116,6 +116,8 @@
       </w:r>
       <w:r>
         <w:rPr>
+          <w:b/>
+          <w:bCs/>
           <w:sz w:val="22"/>
           <w:szCs w:val="22"/>
           <w:rtl w:val="0"/>
@@ -253,7 +255,6 @@
           <w:smallCaps w:val="0"/>
           <w:strike w:val="0"/>
           <w:color w:val="000000"/>
-          <w:u w:val="single"/>
           <w:shd w:fill="auto" w:val="clear"/>
           <w:vertAlign w:val="baseline"/>
           <w:rtl w:val="0"/>
@@ -463,12 +464,13 @@
       </w:pPr>
       <w:r>
         <w:rPr>
-          <w:i w:val="0"/>
-          <w:iCs w:val="0"/>
-          <w:smallCaps w:val="0"/>
-          <w:strike w:val="0"/>
-          <w:color w:val="000000"/>
-          <w:u w:val="single"/>
+          <w:b/>
+          <w:bCs/>
+          <w:i w:val="0"/>
+          <w:iCs w:val="0"/>
+          <w:smallCaps w:val="0"/>
+          <w:strike w:val="0"/>
+          <w:color w:val="000000"/>
           <w:shd w:fill="auto" w:val="clear"/>
           <w:vertAlign w:val="baseline"/>
           <w:rtl w:val="0"/>
@@ -518,12 +520,38 @@
           <w:smallCaps w:val="0"/>
           <w:strike w:val="0"/>
           <w:color w:val="000000"/>
+          <w:shd w:fill="auto" w:val="clear"/>
+          <w:vertAlign w:val="baseline"/>
+          <w:rtl w:val="0"/>
+        </w:rPr>
+        <w:t xml:space="preserve"> {dpiTexto}</w:t>
+      </w:r>
+      <w:r>
+        <w:rPr>
+          <w:i w:val="0"/>
+          <w:iCs w:val="0"/>
+          <w:smallCaps w:val="0"/>
+          <w:strike w:val="0"/>
+          <w:color w:val="000000"/>
+          <w:u w:val="none"/>
+          <w:shd w:fill="auto" w:val="clear"/>
+          <w:vertAlign w:val="baseline"/>
+          <w:rtl w:val="0"/>
+        </w:rPr>
+        <w:t xml:space="preserve"/>
+      </w:r>
+      <w:r>
+        <w:rPr>
+          <w:i w:val="0"/>
+          <w:iCs w:val="0"/>
+          <w:smallCaps w:val="0"/>
+          <w:strike w:val="0"/>
+          <w:color w:val="000000"/>
           <w:u w:val="single"/>
           <w:shd w:fill="auto" w:val="clear"/>
           <w:vertAlign w:val="baseline"/>
           <w:rtl w:val="0"/>
         </w:rPr>
-        <w:t xml:space="preserve"> {dpiTexto}</w:t>
       </w:r>
       <w:r>
         <w:rPr>
@@ -546,22 +574,48 @@
           <w:smallCaps w:val="0"/>
           <w:strike w:val="0"/>
           <w:color w:val="000000"/>
-          <w:u w:val="single"/>
-          <w:shd w:fill="auto" w:val="clear"/>
-          <w:vertAlign w:val="baseline"/>
-          <w:rtl w:val="0"/>
-        </w:rPr>
-      </w:r>
-      <w:r>
-        <w:rPr>
-          <w:i w:val="0"/>
-          <w:iCs w:val="0"/>
-          <w:smallCaps w:val="0"/>
-          <w:strike w:val="0"/>
-          <w:color w:val="000000"/>
-          <w:u w:val="none"/>
-          <w:shd w:fill="auto" w:val="clear"/>
-          <w:vertAlign w:val="baseline"/>
+          <w:u w:val="none"/>
+          <w:shd w:fill="auto" w:val="clear"/>
+          <w:vertAlign w:val="baseline"/>
+          <w:rtl w:val="0"/>
+        </w:rPr>
+        <w:t xml:space="preserve">, extendido por el Registro Nacional de las Personas – RENAP- República de Guatemala Centroamérica, de nacionalidad </w:t>
+      </w:r>
+      <w:r>
+        <w:rPr>
+          <w:rtl w:val="0"/>
+        </w:rPr>
+        <w:t xml:space="preserve">{nacionalidad}</w:t>
+      </w:r>
+      <w:r>
+        <w:rPr>
+          <w:i w:val="0"/>
+          <w:iCs w:val="0"/>
+          <w:smallCaps w:val="0"/>
+          <w:strike w:val="0"/>
+          <w:color w:val="000000"/>
+          <w:u w:val="none"/>
+          <w:shd w:fill="auto" w:val="clear"/>
+          <w:vertAlign w:val="baseline"/>
+          <w:rtl w:val="0"/>
+        </w:rPr>
+        <w:t xml:space="preserve">,</w:t>
+      </w:r>
+      <w:r>
+        <w:rPr>
+          <w:i w:val="0"/>
+          <w:iCs w:val="0"/>
+          <w:smallCaps w:val="0"/>
+          <w:strike w:val="0"/>
+          <w:color w:val="000000"/>
+          <w:shd w:fill="auto" w:val="clear"/>
+          <w:vertAlign w:val="baseline"/>
+          <w:rtl w:val="0"/>
+        </w:rPr>
+        <w:t xml:space="preserve"> {profesion}</w:t>
+      </w:r>
+      <w:r>
+        <w:rPr>
           <w:rtl w:val="0"/>
         </w:rPr>
         <w:t xml:space="preserve"/>
@@ -578,64 +632,12 @@
           <w:vertAlign w:val="baseline"/>
           <w:rtl w:val="0"/>
         </w:rPr>
-        <w:t xml:space="preserve">, extendido por el Registro Nacional de las Personas – RENAP- República de Guatemala Centroamérica, de nacionalidad </w:t>
-      </w:r>
-      <w:r>
-        <w:rPr>
-          <w:rtl w:val="0"/>
-        </w:rPr>
-        <w:t xml:space="preserve">{nacionalidad}</w:t>
-      </w:r>
-      <w:r>
-        <w:rPr>
-          <w:i w:val="0"/>
-          <w:iCs w:val="0"/>
-          <w:smallCaps w:val="0"/>
-          <w:strike w:val="0"/>
-          <w:color w:val="000000"/>
-          <w:u w:val="none"/>
-          <w:shd w:fill="auto" w:val="clear"/>
-          <w:vertAlign w:val="baseline"/>
-          <w:rtl w:val="0"/>
-        </w:rPr>
-        <w:t xml:space="preserve">,</w:t>
-      </w:r>
-      <w:r>
-        <w:rPr>
-          <w:i w:val="0"/>
-          <w:iCs w:val="0"/>
-          <w:smallCaps w:val="0"/>
-          <w:strike w:val="0"/>
-          <w:color w:val="000000"/>
-          <w:u w:val="none"/>
-          <w:shd w:fill="auto" w:val="clear"/>
-          <w:vertAlign w:val="baseline"/>
-          <w:rtl w:val="0"/>
-        </w:rPr>
-        <w:t xml:space="preserve"> {profesion}</w:t>
-      </w:r>
-      <w:r>
-        <w:rPr>
-          <w:rtl w:val="0"/>
-        </w:rPr>
-        <w:t xml:space="preserve"/>
-      </w:r>
-      <w:r>
-        <w:rPr>
-          <w:i w:val="0"/>
-          <w:iCs w:val="0"/>
-          <w:smallCaps w:val="0"/>
-          <w:strike w:val="0"/>
-          <w:color w:val="000000"/>
-          <w:u w:val="none"/>
-          <w:shd w:fill="auto" w:val="clear"/>
-          <w:vertAlign w:val="baseline"/>
-          <w:rtl w:val="0"/>
-        </w:rPr>
         <w:t xml:space="preserve">, de este domicilio, actúo en mi calidad de </w:t>
       </w:r>
       <w:r>
         <w:rPr>
+          <w:b/>
+          <w:bCs/>
           <w:rtl w:val="0"/>
         </w:rPr>
         <w:t xml:space="preserve">{cargoRepresentanteLegal}</w:t>
@@ -656,6 +658,8 @@
       </w:r>
       <w:r>
         <w:rPr>
+          <w:b/>
+          <w:bCs/>
           <w:rtl w:val="0"/>
         </w:rPr>
         <w:t xml:space="preserve">{nombreSociedadInversionista}</w:t>
@@ -1067,12 +1071,13 @@
       </w:r>
       <w:r>
         <w:rPr>
-          <w:i w:val="0"/>
-          <w:iCs w:val="0"/>
-          <w:smallCaps w:val="0"/>
-          <w:strike w:val="0"/>
-          <w:color w:val="000000"/>
-          <w:u w:val="single"/>
+          <w:b/>
+          <w:bCs/>
+          <w:i w:val="0"/>
+          <w:iCs w:val="0"/>
+          <w:smallCaps w:val="0"/>
+          <w:strike w:val="0"/>
+          <w:color w:val="000000"/>
           <w:shd w:fill="auto" w:val="clear"/>
           <w:vertAlign w:val="baseline"/>
           <w:rtl w:val="0"/>
@@ -1156,7 +1161,6 @@
           <w:smallCaps w:val="0"/>
           <w:strike w:val="0"/>
           <w:color w:val="000000"/>
-          <w:u w:val="single"/>
           <w:shd w:fill="auto" w:val="clear"/>
           <w:vertAlign w:val="baseline"/>
           <w:rtl w:val="0"/>
@@ -1259,7 +1263,6 @@
           <w:smallCaps w:val="0"/>
           <w:strike w:val="0"/>
           <w:color w:val="000000"/>
-          <w:u w:val="single"/>
           <w:shd w:fill="auto" w:val="clear"/>
           <w:vertAlign w:val="baseline"/>
           <w:rtl w:val="0"/>
@@ -1287,7 +1290,6 @@
           <w:smallCaps w:val="0"/>
           <w:strike w:val="0"/>
           <w:color w:val="000000"/>
-          <w:u w:val="single"/>
           <w:shd w:fill="auto" w:val="clear"/>
           <w:vertAlign w:val="baseline"/>
           <w:rtl w:val="0"/>
@@ -1671,7 +1673,6 @@
           <w:smallCaps w:val="0"/>
           <w:strike w:val="0"/>
           <w:color w:val="000000"/>
-          <w:u w:val="single"/>
           <w:shd w:fill="auto" w:val="clear"/>
           <w:vertAlign w:val="baseline"/>
           <w:rtl w:val="0"/>
@@ -2249,7 +2250,6 @@
           <w:smallCaps w:val="0"/>
           <w:strike w:val="0"/>
           <w:color w:val="000000"/>
-          <w:u w:val="single"/>
           <w:shd w:fill="auto" w:val="clear"/>
           <w:vertAlign w:val="baseline"/>
           <w:rtl w:val="0"/>
@@ -2587,6 +2587,8 @@
       </w:r>
       <w:r>
         <w:rPr>
+          <w:b/>
+          <w:bCs/>
           <w:sz w:val="22"/>
           <w:szCs w:val="22"/>
           <w:rtl w:val="0"/>
@@ -2664,8 +2666,8 @@
       </w:r>
       <w:r>
         <w:rPr>
-          <w:b w:val="1"/>
-          <w:bCs w:val="1"/>
+          <w:b/>
+          <w:bCs/>
           <w:rtl w:val="0"/>
         </w:rPr>
         <w:t xml:space="preserve">{nombreCompleto}</w:t>

--- a/apps/legal-docs-blueprints/templates/inversiones_Sociedad/cesion_creditos/cestion_creditos_mujer.docx
+++ b/apps/legal-docs-blueprints/templates/inversiones_Sociedad/cesion_creditos/cestion_creditos_mujer.docx
@@ -385,7 +385,7 @@
         <w:rPr>
           <w:rtl w:val="0"/>
         </w:rPr>
-        <w:t xml:space="preserve">, calidad que acredito con el Acta Notarial que contiene mi nombramiento, autorizada en esta ciudad el día seis de octubre de dos mil veintitrés, por el Notario Arturo Alberto Arroyo Monahan acta que se encuentra inscrita en el Registro Mercantil General de la República al número de Registro: setecientos quince mil quinientos sesenta y dos (715562) Folio: novecientos noventa y siete (997); Libro: ochocientos veintidós (822) de Auxiliares de Comercio (en adelante, la "Cedente");</w:t>
+        <w:t xml:space="preserve">, calidad que acredito con el Acta Notarial que contiene mi nombramiento, autorizada en esta ciudad el día veintiuno de septiembre de dos mil veintiséis, por el Notario Arturo Alberto Arroyo Monahan acta que se encuentra inscrita en el Registro Mercantil General de la República al número de Registro: ochocientos sesenta mil ciento ochenta y siete (860187) Folio: doscientos dos (202); Libro: ochocientos sesenta y siete (867) de Auxiliares de Comercio (en adelante, la "Cedente");</w:t>
       </w:r>
     </w:p>
     <w:p>

--- a/apps/legal-docs-blueprints/templates/inversiones_Sociedad/cesion_creditos/cestion_creditos_mujer.docx
+++ b/apps/legal-docs-blueprints/templates/inversiones_Sociedad/cesion_creditos/cestion_creditos_mujer.docx
@@ -1112,48 +1112,13 @@
           <w:vertAlign w:val="baseline"/>
           <w:rtl w:val="0"/>
         </w:rPr>
-        <w:t xml:space="preserve">por  un monto capital  de</w:t>
-      </w:r>
-      <w:r>
-        <w:rPr>
-          <w:rtl w:val="0"/>
-        </w:rPr>
-      </w:r>
-    </w:p>
-    <w:p>
-      <w:pPr>
-        <w:keepNext w:val="0"/>
-        <w:keepLines w:val="0"/>
-        <w:pageBreakBefore w:val="0"/>
-        <w:widowControl w:val="0"/>
-        <w:pBdr>
-          <w:top w:space="0" w:sz="0" w:val="nil"/>
-          <w:left w:space="0" w:sz="0" w:val="nil"/>
-          <w:bottom w:space="0" w:sz="0" w:val="nil"/>
-          <w:right w:space="0" w:sz="0" w:val="nil"/>
-          <w:between w:space="0" w:sz="0" w:val="nil"/>
-        </w:pBdr>
-        <w:shd w:fill="auto" w:val="clear"/>
-        <w:tabs>
-          <w:tab w:val="left" w:leader="none" w:pos="2911"/>
-          <w:tab w:val="left" w:leader="none" w:pos="3664"/>
-          <w:tab w:val="left" w:leader="none" w:pos="4225"/>
-          <w:tab w:val="left" w:leader="none" w:pos="8139"/>
-        </w:tabs>
-        <w:spacing w:after="0" w:before="37" w:line="283" w:lineRule="auto"/>
-        <w:ind w:left="980" w:right="254" w:firstLine="0"/>
-        <w:jc w:val="both"/>
-        <w:rPr>
-          <w:i w:val="0"/>
-          <w:iCs w:val="0"/>
-          <w:smallCaps w:val="0"/>
-          <w:strike w:val="0"/>
-          <w:color w:val="000000"/>
-          <w:u w:val="none"/>
-          <w:shd w:fill="auto" w:val="clear"/>
-          <w:vertAlign w:val="baseline"/>
-        </w:rPr>
-      </w:pPr>
+        <w:t xml:space="preserve">por  un monto capital  de </w:t>
+      </w:r>
+      <w:r>
+        <w:rPr>
+          <w:rtl w:val="0"/>
+        </w:rPr>
+      </w:r>
       <w:r>
         <w:rPr>
           <w:i w:val="0"/>
